--- a/docs/Lab/Lab05/Exercise_5_Standardized_Map.docx
+++ b/docs/Lab/Lab05/Exercise_5_Standardized_Map.docx
@@ -7,103 +7,245 @@
         <w:spacing w:after="118"/>
         <w:jc w:val="center"/>
         <w:rPr>
-          <w:rFonts w:asciiTheme="minorHAnsi" w:eastAsia="Verdana" w:hAnsiTheme="minorHAnsi" w:cstheme="minorHAnsi"/>
+          <w:rFonts w:asciiTheme="minorHAnsi" w:hAnsiTheme="minorHAnsi" w:cstheme="minorHAnsi"/>
+          <w:b/>
+          <w:sz w:val="32"/>
+          <w:szCs w:val="32"/>
+        </w:rPr>
+      </w:pPr>
+      <w:r>
+        <w:rPr>
+          <w:rFonts w:asciiTheme="minorHAnsi" w:hAnsiTheme="minorHAnsi" w:cstheme="minorHAnsi"/>
+          <w:b/>
+          <w:sz w:val="32"/>
+          <w:szCs w:val="32"/>
+        </w:rPr>
+        <w:t>Exercise</w:t>
+      </w:r>
+      <w:r>
+        <w:rPr>
+          <w:rFonts w:asciiTheme="minorHAnsi" w:hAnsiTheme="minorHAnsi" w:cstheme="minorHAnsi"/>
+          <w:b/>
+          <w:sz w:val="32"/>
+          <w:szCs w:val="32"/>
+        </w:rPr>
+        <w:t xml:space="preserve"> </w:t>
+      </w:r>
+      <w:r>
+        <w:rPr>
+          <w:rFonts w:asciiTheme="minorHAnsi" w:hAnsiTheme="minorHAnsi" w:cstheme="minorHAnsi"/>
+          <w:b/>
+          <w:sz w:val="32"/>
+          <w:szCs w:val="32"/>
+        </w:rPr>
+        <w:t>5</w:t>
+      </w:r>
+      <w:r>
+        <w:rPr>
+          <w:rFonts w:asciiTheme="minorHAnsi" w:hAnsiTheme="minorHAnsi" w:cstheme="minorHAnsi"/>
+          <w:b/>
+          <w:sz w:val="32"/>
+          <w:szCs w:val="32"/>
+        </w:rPr>
+        <w:t xml:space="preserve"> </w:t>
+      </w:r>
+      <w:r>
+        <w:rPr>
+          <w:rFonts w:asciiTheme="minorHAnsi" w:hAnsiTheme="minorHAnsi" w:cstheme="minorHAnsi"/>
+          <w:b/>
+          <w:sz w:val="32"/>
+          <w:szCs w:val="32"/>
+        </w:rPr>
+        <w:t xml:space="preserve">Generate a </w:t>
+      </w:r>
+      <w:r>
+        <w:rPr>
+          <w:rFonts w:asciiTheme="minorHAnsi" w:hAnsiTheme="minorHAnsi" w:cstheme="minorHAnsi"/>
+          <w:b/>
+          <w:sz w:val="32"/>
+          <w:szCs w:val="32"/>
+        </w:rPr>
+        <w:t>S</w:t>
+      </w:r>
+      <w:r>
+        <w:rPr>
+          <w:rFonts w:asciiTheme="minorHAnsi" w:hAnsiTheme="minorHAnsi" w:cstheme="minorHAnsi"/>
+          <w:b/>
+          <w:sz w:val="32"/>
+          <w:szCs w:val="32"/>
+        </w:rPr>
+        <w:t xml:space="preserve">tandardized </w:t>
+      </w:r>
+      <w:r>
+        <w:rPr>
+          <w:rFonts w:asciiTheme="minorHAnsi" w:hAnsiTheme="minorHAnsi" w:cstheme="minorHAnsi"/>
+          <w:b/>
+          <w:sz w:val="32"/>
+          <w:szCs w:val="32"/>
+        </w:rPr>
+        <w:t>M</w:t>
+      </w:r>
+      <w:r>
+        <w:rPr>
+          <w:rFonts w:asciiTheme="minorHAnsi" w:hAnsiTheme="minorHAnsi" w:cstheme="minorHAnsi"/>
+          <w:b/>
+          <w:sz w:val="32"/>
+          <w:szCs w:val="32"/>
+        </w:rPr>
+        <w:t>ap</w:t>
+      </w:r>
+    </w:p>
+    <w:p>
+      <w:pPr>
+        <w:spacing w:after="118"/>
+        <w:rPr>
+          <w:rFonts w:asciiTheme="minorHAnsi" w:eastAsiaTheme="minorEastAsia" w:hAnsiTheme="minorHAnsi" w:cstheme="minorHAnsi"/>
+          <w:szCs w:val="24"/>
+          <w:lang w:val="en"/>
+        </w:rPr>
+      </w:pPr>
+      <w:r>
+        <w:rPr>
+          <w:rFonts w:asciiTheme="minorHAnsi" w:eastAsiaTheme="minorEastAsia" w:hAnsiTheme="minorHAnsi" w:cstheme="minorHAnsi"/>
+          <w:b/>
+          <w:bCs/>
+          <w:szCs w:val="24"/>
+          <w:lang w:val="en"/>
+        </w:rPr>
+        <w:t>Due date:</w:t>
+      </w:r>
+      <w:r>
+        <w:rPr>
+          <w:rFonts w:asciiTheme="minorHAnsi" w:eastAsiaTheme="minorEastAsia" w:hAnsiTheme="minorHAnsi" w:cstheme="minorHAnsi"/>
+          <w:szCs w:val="24"/>
+          <w:lang w:val="en"/>
+        </w:rPr>
+        <w:t xml:space="preserve"> Midnight (11:59 pm) on Monday, Sep </w:t>
+      </w:r>
+      <w:r>
+        <w:rPr>
+          <w:rFonts w:asciiTheme="minorHAnsi" w:eastAsiaTheme="minorEastAsia" w:hAnsiTheme="minorHAnsi" w:cstheme="minorHAnsi" w:hint="eastAsia"/>
+          <w:szCs w:val="24"/>
+          <w:lang w:val="en"/>
+        </w:rPr>
+        <w:t>2</w:t>
+      </w:r>
+      <w:r>
+        <w:rPr>
+          <w:rFonts w:asciiTheme="minorHAnsi" w:eastAsiaTheme="minorEastAsia" w:hAnsiTheme="minorHAnsi" w:cstheme="minorHAnsi" w:hint="eastAsia"/>
+          <w:szCs w:val="24"/>
+          <w:lang w:val="en"/>
+        </w:rPr>
+        <w:t>9</w:t>
+      </w:r>
+      <w:r>
+        <w:rPr>
+          <w:rFonts w:asciiTheme="minorHAnsi" w:eastAsiaTheme="minorEastAsia" w:hAnsiTheme="minorHAnsi" w:cstheme="minorHAnsi"/>
+          <w:szCs w:val="24"/>
+          <w:lang w:val="en"/>
+        </w:rPr>
+        <w:t xml:space="preserve">, </w:t>
+      </w:r>
+      <w:proofErr w:type="gramStart"/>
+      <w:r>
+        <w:rPr>
+          <w:rFonts w:asciiTheme="minorHAnsi" w:eastAsiaTheme="minorEastAsia" w:hAnsiTheme="minorHAnsi" w:cstheme="minorHAnsi"/>
+          <w:szCs w:val="24"/>
+          <w:lang w:val="en"/>
+        </w:rPr>
+        <w:t>2025</w:t>
+      </w:r>
+      <w:proofErr w:type="gramEnd"/>
+      <w:r>
+        <w:rPr>
+          <w:rFonts w:asciiTheme="minorHAnsi" w:eastAsiaTheme="minorEastAsia" w:hAnsiTheme="minorHAnsi" w:cstheme="minorHAnsi"/>
+          <w:szCs w:val="24"/>
+          <w:lang w:val="en"/>
+        </w:rPr>
+        <w:t xml:space="preserve"> submitted as Word document to blackboard </w:t>
+      </w:r>
+      <w:r>
+        <w:rPr>
+          <w:rFonts w:asciiTheme="minorHAnsi" w:eastAsiaTheme="minorEastAsia" w:hAnsiTheme="minorHAnsi" w:cstheme="minorHAnsi"/>
+          <w:b/>
+          <w:bCs/>
+          <w:i/>
+          <w:iCs/>
+          <w:szCs w:val="24"/>
+          <w:lang w:val="en"/>
+        </w:rPr>
+        <w:t>Lab0</w:t>
+      </w:r>
+      <w:r>
+        <w:rPr>
+          <w:rFonts w:asciiTheme="minorHAnsi" w:eastAsiaTheme="minorEastAsia" w:hAnsiTheme="minorHAnsi" w:cstheme="minorHAnsi" w:hint="eastAsia"/>
+          <w:b/>
+          <w:bCs/>
+          <w:i/>
+          <w:iCs/>
+          <w:szCs w:val="24"/>
+          <w:lang w:val="en"/>
+        </w:rPr>
+        <w:t>4</w:t>
+      </w:r>
+      <w:r>
+        <w:rPr>
+          <w:rFonts w:asciiTheme="minorHAnsi" w:eastAsiaTheme="minorEastAsia" w:hAnsiTheme="minorHAnsi" w:cstheme="minorHAnsi"/>
+          <w:szCs w:val="24"/>
+          <w:lang w:val="en"/>
+        </w:rPr>
+        <w:t xml:space="preserve"> link</w:t>
+      </w:r>
+    </w:p>
+    <w:p>
+      <w:pPr>
+        <w:spacing w:after="118"/>
+        <w:rPr>
+          <w:rFonts w:asciiTheme="minorHAnsi" w:eastAsiaTheme="minorEastAsia" w:hAnsiTheme="minorHAnsi" w:cstheme="minorHAnsi"/>
+          <w:szCs w:val="24"/>
+          <w:lang w:val="en"/>
+        </w:rPr>
+      </w:pPr>
+      <w:r>
+        <w:rPr>
+          <w:rFonts w:asciiTheme="minorHAnsi" w:eastAsiaTheme="minorEastAsia" w:hAnsiTheme="minorHAnsi" w:cstheme="minorHAnsi"/>
+          <w:szCs w:val="24"/>
+          <w:lang w:val="en"/>
+        </w:rPr>
+        <w:t xml:space="preserve">This lab counts 6.67 % </w:t>
+      </w:r>
+      <w:bookmarkStart w:id="0" w:name="_Hlk206960360"/>
+      <w:r>
+        <w:rPr>
+          <w:rFonts w:asciiTheme="minorHAnsi" w:eastAsiaTheme="minorEastAsia" w:hAnsiTheme="minorHAnsi" w:cstheme="minorHAnsi"/>
+          <w:szCs w:val="24"/>
+          <w:lang w:val="en"/>
+        </w:rPr>
+        <w:t xml:space="preserve">(60 points out of 900 points) </w:t>
+      </w:r>
+      <w:bookmarkEnd w:id="0"/>
+      <w:r>
+        <w:rPr>
+          <w:rFonts w:asciiTheme="minorHAnsi" w:eastAsiaTheme="minorEastAsia" w:hAnsiTheme="minorHAnsi" w:cstheme="minorHAnsi"/>
+          <w:szCs w:val="24"/>
+          <w:lang w:val="en"/>
+        </w:rPr>
+        <w:t>toward your total grade.</w:t>
+      </w:r>
+    </w:p>
+    <w:p>
+      <w:pPr>
+        <w:spacing w:after="118"/>
+        <w:jc w:val="center"/>
+        <w:rPr>
+          <w:rFonts w:asciiTheme="minorHAnsi" w:eastAsiaTheme="minorEastAsia" w:hAnsiTheme="minorHAnsi" w:cstheme="minorHAnsi" w:hint="eastAsia"/>
           <w:b/>
           <w:color w:val="000000"/>
           <w:sz w:val="28"/>
           <w:szCs w:val="28"/>
-        </w:rPr>
-      </w:pPr>
-      <w:r>
-        <w:rPr>
-          <w:rFonts w:asciiTheme="minorHAnsi" w:eastAsia="Verdana" w:hAnsiTheme="minorHAnsi" w:cstheme="minorHAnsi"/>
-          <w:b/>
-          <w:color w:val="000000"/>
-          <w:sz w:val="28"/>
-          <w:szCs w:val="28"/>
-        </w:rPr>
-        <w:t>Exercise</w:t>
-      </w:r>
-      <w:r>
-        <w:rPr>
-          <w:rFonts w:asciiTheme="minorHAnsi" w:eastAsia="Verdana" w:hAnsiTheme="minorHAnsi" w:cstheme="minorHAnsi"/>
-          <w:b/>
-          <w:color w:val="000000"/>
-          <w:sz w:val="28"/>
-          <w:szCs w:val="28"/>
-        </w:rPr>
-        <w:t xml:space="preserve"> </w:t>
-      </w:r>
-      <w:r>
-        <w:rPr>
-          <w:rFonts w:asciiTheme="minorHAnsi" w:eastAsia="Verdana" w:hAnsiTheme="minorHAnsi" w:cstheme="minorHAnsi"/>
-          <w:b/>
-          <w:color w:val="000000"/>
-          <w:sz w:val="28"/>
-          <w:szCs w:val="28"/>
-        </w:rPr>
-        <w:t>5</w:t>
-      </w:r>
-      <w:r>
-        <w:rPr>
-          <w:rFonts w:asciiTheme="minorHAnsi" w:eastAsia="Verdana" w:hAnsiTheme="minorHAnsi" w:cstheme="minorHAnsi"/>
-          <w:b/>
-          <w:color w:val="000000"/>
-          <w:sz w:val="28"/>
-          <w:szCs w:val="28"/>
-        </w:rPr>
-        <w:t xml:space="preserve"> </w:t>
-      </w:r>
-      <w:r>
-        <w:rPr>
-          <w:rFonts w:asciiTheme="minorHAnsi" w:eastAsia="Verdana" w:hAnsiTheme="minorHAnsi" w:cstheme="minorHAnsi"/>
-          <w:b/>
-          <w:color w:val="000000"/>
-          <w:sz w:val="28"/>
-          <w:szCs w:val="28"/>
-        </w:rPr>
-        <w:t xml:space="preserve">Generate a </w:t>
-      </w:r>
-      <w:r>
-        <w:rPr>
-          <w:rFonts w:asciiTheme="minorHAnsi" w:eastAsia="Verdana" w:hAnsiTheme="minorHAnsi" w:cstheme="minorHAnsi"/>
-          <w:b/>
-          <w:color w:val="000000"/>
-          <w:sz w:val="28"/>
-          <w:szCs w:val="28"/>
-        </w:rPr>
-        <w:t>S</w:t>
-      </w:r>
-      <w:r>
-        <w:rPr>
-          <w:rFonts w:asciiTheme="minorHAnsi" w:eastAsia="Verdana" w:hAnsiTheme="minorHAnsi" w:cstheme="minorHAnsi"/>
-          <w:b/>
-          <w:color w:val="000000"/>
-          <w:sz w:val="28"/>
-          <w:szCs w:val="28"/>
-        </w:rPr>
-        <w:t xml:space="preserve">tandardized </w:t>
-      </w:r>
-      <w:r>
-        <w:rPr>
-          <w:rFonts w:asciiTheme="minorHAnsi" w:eastAsia="Verdana" w:hAnsiTheme="minorHAnsi" w:cstheme="minorHAnsi"/>
-          <w:b/>
-          <w:color w:val="000000"/>
-          <w:sz w:val="28"/>
-          <w:szCs w:val="28"/>
-        </w:rPr>
-        <w:t>M</w:t>
-      </w:r>
-      <w:r>
-        <w:rPr>
-          <w:rFonts w:asciiTheme="minorHAnsi" w:eastAsia="Verdana" w:hAnsiTheme="minorHAnsi" w:cstheme="minorHAnsi"/>
-          <w:b/>
-          <w:color w:val="000000"/>
-          <w:sz w:val="28"/>
-          <w:szCs w:val="28"/>
-        </w:rPr>
-        <w:t>ap</w:t>
-      </w:r>
+          <w:lang w:val="en"/>
+        </w:rPr>
+      </w:pPr>
     </w:p>
     <w:p>
       <w:pPr>
@@ -468,7 +610,7 @@
               <w:spacing w:after="0"/>
               <w:ind w:hanging="360"/>
               <w:rPr>
-                <w:rFonts w:cstheme="minorHAnsi"/>
+                <w:rFonts w:cstheme="minorHAnsi" w:hint="eastAsia"/>
                 <w:sz w:val="24"/>
                 <w:szCs w:val="24"/>
               </w:rPr>
@@ -490,28 +632,9 @@
               <w:t>share the map</w:t>
             </w:r>
           </w:p>
-          <w:p>
-            <w:pPr>
-              <w:ind w:left="720"/>
-              <w:rPr>
-                <w:rFonts w:cstheme="minorHAnsi"/>
-                <w:sz w:val="24"/>
-                <w:szCs w:val="24"/>
-              </w:rPr>
-            </w:pPr>
-          </w:p>
         </w:tc>
       </w:tr>
     </w:tbl>
-    <w:p>
-      <w:pPr>
-        <w:pStyle w:val="Heading1"/>
-        <w:rPr>
-          <w:rFonts w:asciiTheme="minorHAnsi" w:hAnsiTheme="minorHAnsi" w:cstheme="minorHAnsi"/>
-          <w:szCs w:val="24"/>
-        </w:rPr>
-      </w:pPr>
-    </w:p>
     <w:p>
       <w:pPr>
         <w:pStyle w:val="Heading1"/>
@@ -1066,6 +1189,7 @@
           <w:sz w:val="24"/>
           <w:szCs w:val="24"/>
         </w:rPr>
+        <w:lastRenderedPageBreak/>
         <w:drawing>
           <wp:inline distT="0" distB="0" distL="0" distR="0" wp14:anchorId="59059EC9" wp14:editId="5576CBA0">
             <wp:extent cx="5312496" cy="998931"/>
@@ -1122,7 +1246,6 @@
           <w:sz w:val="24"/>
           <w:szCs w:val="24"/>
         </w:rPr>
-        <w:lastRenderedPageBreak/>
         <w:t>The Create a New Project window should be shown. Define the name for your project. You can give any name that you prefer. Then click on Folder icon</w:t>
       </w:r>
       <w:r>
@@ -1609,6 +1732,7 @@
           <w:sz w:val="24"/>
           <w:szCs w:val="24"/>
         </w:rPr>
+        <w:lastRenderedPageBreak/>
         <w:t>Open the attribute table of County layer by right-clicking on it. In the drop-down menu, select Attribute Table.</w:t>
       </w:r>
     </w:p>
@@ -1666,7 +1790,7 @@
           <w:szCs w:val="24"/>
         </w:rPr>
       </w:pPr>
-      <w:bookmarkStart w:id="0" w:name="_Hlk115680876"/>
+      <w:bookmarkStart w:id="1" w:name="_Hlk115680876"/>
       <w:r>
         <w:rPr>
           <w:rFonts w:asciiTheme="minorHAnsi" w:hAnsiTheme="minorHAnsi" w:cstheme="minorHAnsi"/>
@@ -1706,7 +1830,6 @@
           <w:color w:val="7030A0"/>
           <w:szCs w:val="24"/>
         </w:rPr>
-        <w:lastRenderedPageBreak/>
         <w:t>Question 1.</w:t>
       </w:r>
       <w:r>
@@ -1768,7 +1891,7 @@
         <w:t>) (5 points)</w:t>
       </w:r>
     </w:p>
-    <w:bookmarkEnd w:id="0"/>
+    <w:bookmarkEnd w:id="1"/>
     <w:p>
       <w:pPr>
         <w:pStyle w:val="ListParagraph"/>
@@ -2265,6 +2388,7 @@
           <w:sz w:val="24"/>
           <w:szCs w:val="24"/>
         </w:rPr>
+        <w:lastRenderedPageBreak/>
         <w:t>Click on OK.</w:t>
       </w:r>
     </w:p>
@@ -2285,7 +2409,6 @@
           <w:sz w:val="24"/>
           <w:szCs w:val="24"/>
         </w:rPr>
-        <w:lastRenderedPageBreak/>
         <w:drawing>
           <wp:inline distT="0" distB="0" distL="0" distR="0" wp14:anchorId="1A996806" wp14:editId="6CD874F6">
             <wp:extent cx="1800995" cy="2625394"/>
@@ -5413,7 +5536,7 @@
           <w:szCs w:val="24"/>
         </w:rPr>
       </w:pPr>
-      <w:bookmarkStart w:id="1" w:name="_Hlk78793564"/>
+      <w:bookmarkStart w:id="2" w:name="_Hlk78793564"/>
       <w:r>
         <w:rPr>
           <w:rFonts w:asciiTheme="minorHAnsi" w:eastAsia="SimSun" w:hAnsiTheme="minorHAnsi" w:cstheme="minorHAnsi"/>
@@ -5477,7 +5600,7 @@
         </w:rPr>
         <w:t xml:space="preserve">through Blackboard. </w:t>
       </w:r>
-      <w:bookmarkEnd w:id="1"/>
+      <w:bookmarkEnd w:id="2"/>
     </w:p>
     <w:p>
       <w:pPr>
